--- a/technical_protection_of_information/практики/1/2026/Документы/27. Приложение 4 к заявлению — Описание техпроцесса.docx
+++ b/technical_protection_of_information/практики/1/2026/Документы/27. Приложение 4 к заявлению — Описание техпроцесса.docx
@@ -51,6 +51,38 @@
     </w:p>
     <w:p>
       <w:pPr>
+        <w:ind w:firstLine="567"/>
+        <w:jc w:val="both"/>
+        <w:rPr>
+          <w:sz w:val="24"/>
+          <w:szCs w:val="24"/>
+        </w:rPr>
+      </w:pPr>
+      <w:r>
+        <w:rPr>
+          <w:sz w:val="24"/>
+          <w:szCs w:val="24"/>
+        </w:rPr>
+        <w:t>1.</w:t>
+      </w:r>
+      <w:r>
+        <w:rPr>
+          <w:sz w:val="24"/>
+          <w:szCs w:val="24"/>
+          <w:lang w:val="en-US"/>
+        </w:rPr>
+        <w:t> </w:t>
+      </w:r>
+      <w:r>
+        <w:rPr>
+          <w:sz w:val="24"/>
+          <w:szCs w:val="24"/>
+        </w:rPr>
+        <w:t>Описание объекта информатизации.</w:t>
+      </w:r>
+    </w:p>
+    <w:p>
+      <w:pPr>
         <w:keepNext/>
         <w:ind w:firstLine="567"/>
         <w:jc w:val="both"/>
@@ -64,7 +96,7 @@
           <w:sz w:val="24"/>
           <w:szCs w:val="24"/>
         </w:rPr>
-        <w:t>1.</w:t>
+        <w:t>1.1.</w:t>
       </w:r>
       <w:r>
         <w:rPr>
@@ -79,7 +111,19 @@
           <w:sz w:val="24"/>
           <w:szCs w:val="24"/>
         </w:rPr>
-        <w:t>Описание объекта информатизации.</w:t>
+        <w:t>Общие сведения.</w:t>
+      </w:r>
+    </w:p>
+    <w:p>
+      <w:pPr>
+        <w:spacing w:after="120" w:line="264" w:lineRule="auto"/>
+      </w:pPr>
+      <w:r>
+        <w:rPr>
+          <w:rFonts w:ascii="Times New Roman" w:hAnsi="Times New Roman"/>
+          <w:sz w:val="24"/>
+        </w:rPr>
+        <w:t>АС «Защищённый контур» размещена в помещении 04 (серверная-лаборатория, 9,60 м²) по адресу: 344000, г. Ростов-на-Дону, пр. Стачки, д. 25, офис 301. Состав: SRV-01, ARM-05, автономная станция ARM-06, коммутатор SW-Z, локальное МФУ MFP-01, UPS-01 и учтённые съёмные носители. Общая полезная площадь офиса — 96,80 м².</w:t>
       </w:r>
     </w:p>
     <w:p>
@@ -97,7 +141,7 @@
           <w:sz w:val="24"/>
           <w:szCs w:val="24"/>
         </w:rPr>
-        <w:t>1.1.</w:t>
+        <w:t>1.2.</w:t>
       </w:r>
       <w:r>
         <w:rPr>
@@ -112,25 +156,19 @@
           <w:sz w:val="24"/>
           <w:szCs w:val="24"/>
         </w:rPr>
-        <w:t>Общие сведения.</w:t>
-      </w:r>
-    </w:p>
-    <w:p>
-      <w:pPr>
-        <w:keepNext w:val="0"/>
-        <w:ind w:firstLine="567"/>
-        <w:jc w:val="both"/>
-        <w:rPr>
-          <w:sz w:val="24"/>
-          <w:szCs w:val="24"/>
-        </w:rPr>
+        <w:t>Назначение и решаемые задачи.</w:t>
+      </w:r>
+    </w:p>
+    <w:p>
+      <w:pPr>
+        <w:spacing w:after="120" w:line="264" w:lineRule="auto"/>
       </w:pPr>
       <w:r>
         <w:rPr>
           <w:rFonts w:ascii="Times New Roman" w:hAnsi="Times New Roman"/>
           <w:sz w:val="24"/>
         </w:rPr>
-        <w:t>АС «Защищённый контур» ООО «ТехноЩит» размещена в серверной (лаборатории СЗИ) по адресу: 344000, г. Ростов-на-Дону, пр. Стачки, д. 25, офис 301. Согласно техническому паспорту помещения № 1 от 01.09.2026, в помещении размещены сервер, два АРМ, МФУ и источник бесперебойного питания.</w:t>
+        <w:t>Назначение: обработка договоров и результатов работ по ТЗКИ, организационной документации и иных персональных данных восьми работников и не более 500 представителей заказчиков. Специальные категории ПДн, биометрия и государственная тайна не обрабатываются.</w:t>
       </w:r>
     </w:p>
     <w:p>
@@ -148,7 +186,7 @@
           <w:sz w:val="24"/>
           <w:szCs w:val="24"/>
         </w:rPr>
-        <w:t>1.2.</w:t>
+        <w:t>1.3.</w:t>
       </w:r>
       <w:r>
         <w:rPr>
@@ -163,25 +201,19 @@
           <w:sz w:val="24"/>
           <w:szCs w:val="24"/>
         </w:rPr>
-        <w:t>Назначение и решаемые задачи.</w:t>
-      </w:r>
-    </w:p>
-    <w:p>
-      <w:pPr>
-        <w:keepNext w:val="0"/>
-        <w:ind w:firstLine="567"/>
-        <w:jc w:val="both"/>
-        <w:rPr>
-          <w:sz w:val="24"/>
-          <w:szCs w:val="24"/>
-        </w:rPr>
+        <w:t>Состав программного обеспечения, участвующего в технологическом процессе обработки информации.</w:t>
+      </w:r>
+    </w:p>
+    <w:p>
+      <w:pPr>
+        <w:spacing w:after="120" w:line="264" w:lineRule="auto"/>
       </w:pPr>
       <w:r>
         <w:rPr>
           <w:rFonts w:ascii="Times New Roman" w:hAnsi="Times New Roman"/>
           <w:sz w:val="24"/>
         </w:rPr>
-        <w:t>АС предназначена для учёта договоров, хранения и обработки организационно-распорядительной документации и персональных данных.</w:t>
+        <w:t>На шести АРМ и сервере установлены Astra Linux Special Edition 1.8 и Kaspersky Endpoint Security для Linux 12.4.0.1225 в режиме локальной защиты. На SRV-01 размещены файловые каталоги ресурсов; используются штатные средства управления доступом, журналирования и резервного копирования ОС. ARM-01–04 относятся к общему контуру. ARM-05 подключён только к SW-Z и SRV-01. ARM-06 не подключён к сети; Light Agent, Wi-Fi и Bluetooth не используются.</w:t>
       </w:r>
     </w:p>
     <w:p>
@@ -199,7 +231,7 @@
           <w:sz w:val="24"/>
           <w:szCs w:val="24"/>
         </w:rPr>
-        <w:t>1.3.</w:t>
+        <w:t>1.4.</w:t>
       </w:r>
       <w:r>
         <w:rPr>
@@ -214,12 +246,23 @@
           <w:sz w:val="24"/>
           <w:szCs w:val="24"/>
         </w:rPr>
-        <w:t>Состав программного обеспечения, участвующего в технологическом процессе обработки информации.</w:t>
-      </w:r>
-    </w:p>
-    <w:p>
-      <w:pPr>
-        <w:keepNext w:val="0"/>
+        <w:t>Класс защищенности автоматизированной системы.</w:t>
+      </w:r>
+    </w:p>
+    <w:p>
+      <w:pPr>
+        <w:spacing w:after="120" w:line="264" w:lineRule="auto"/>
+      </w:pPr>
+      <w:r>
+        <w:rPr>
+          <w:rFonts w:ascii="Times New Roman" w:hAnsi="Times New Roman"/>
+          <w:sz w:val="24"/>
+        </w:rPr>
+        <w:t>Для принятой многопользовательской АС с различающимися правами доступа к несекретной информации выбран класс 1Д. Для ИСПДн принят уровень защищённости 4 при угрозах 3-го типа; исходные условия и обоснование приведены в акте № 1 от 01.09.2026. Класс АС и уровень защищённости ПДн — разные характеристики.</w:t>
+      </w:r>
+    </w:p>
+    <w:p>
+      <w:pPr>
         <w:ind w:firstLine="567"/>
         <w:jc w:val="both"/>
         <w:rPr>
@@ -229,10 +272,25 @@
       </w:pPr>
       <w:r>
         <w:rPr>
-          <w:rFonts w:ascii="Times New Roman" w:hAnsi="Times New Roman"/>
-          <w:sz w:val="24"/>
-        </w:rPr>
-        <w:t>В технологическом процессе используются Astra Linux Special Edition, СЗИ НСД «СекретНет Studio» и СКЗИ «VipNet» для шифрования носителя резервных копий.</w:t>
+          <w:sz w:val="24"/>
+          <w:szCs w:val="24"/>
+        </w:rPr>
+        <w:t>2.</w:t>
+      </w:r>
+      <w:r>
+        <w:rPr>
+          <w:sz w:val="24"/>
+          <w:szCs w:val="24"/>
+          <w:lang w:val="en-US"/>
+        </w:rPr>
+        <w:t> </w:t>
+      </w:r>
+      <w:r>
+        <w:rPr>
+          <w:sz w:val="24"/>
+          <w:szCs w:val="24"/>
+        </w:rPr>
+        <w:t>Организация работы с конфиденциальной информацией.</w:t>
       </w:r>
     </w:p>
     <w:p>
@@ -250,7 +308,7 @@
           <w:sz w:val="24"/>
           <w:szCs w:val="24"/>
         </w:rPr>
-        <w:t>1.4.</w:t>
+        <w:t>2.1.</w:t>
       </w:r>
       <w:r>
         <w:rPr>
@@ -265,25 +323,19 @@
           <w:sz w:val="24"/>
           <w:szCs w:val="24"/>
         </w:rPr>
-        <w:t>Класс защищенности автоматизированной системы.</w:t>
-      </w:r>
-    </w:p>
-    <w:p>
-      <w:pPr>
-        <w:keepNext w:val="0"/>
-        <w:ind w:firstLine="567"/>
-        <w:jc w:val="both"/>
-        <w:rPr>
-          <w:sz w:val="24"/>
-          <w:szCs w:val="24"/>
-        </w:rPr>
+        <w:t>Доступ пользователя к работе на автоматизированной системе.</w:t>
+      </w:r>
+    </w:p>
+    <w:p>
+      <w:pPr>
+        <w:spacing w:after="120" w:line="264" w:lineRule="auto"/>
       </w:pPr>
       <w:r>
         <w:rPr>
           <w:rFonts w:ascii="Times New Roman" w:hAnsi="Times New Roman"/>
           <w:sz w:val="24"/>
         </w:rPr>
-        <w:t>В акте классификации № 1 от 01.09.2026 указан класс защищённости 3Г. В сведениях об АС указан аттестат соответствия АС-2026-1145 от 01.09.2026.</w:t>
+        <w:t>Вход в серверную — по именному списку и СКУД. Пользователь работает под личной учётной записью, получает только требуемые для его задач права. Пароль — не менее 12 символов; блокировка экрана после 5 минут бездействия; блокировка входа после 5 неудачных попыток с разблокированием администратором. Общие учётные записи запрещены.</w:t>
       </w:r>
     </w:p>
     <w:p>
@@ -301,7 +353,7 @@
           <w:sz w:val="24"/>
           <w:szCs w:val="24"/>
         </w:rPr>
-        <w:t>2.</w:t>
+        <w:t>2.2.</w:t>
       </w:r>
       <w:r>
         <w:rPr>
@@ -316,7 +368,19 @@
           <w:sz w:val="24"/>
           <w:szCs w:val="24"/>
         </w:rPr>
-        <w:t>Организация работы с конфиденциальной информацией.</w:t>
+        <w:t>Настройка средств защиты информации от несанкционированного доступа для конкретных пользователей.</w:t>
+      </w:r>
+    </w:p>
+    <w:p>
+      <w:pPr>
+        <w:spacing w:after="120" w:line="264" w:lineRule="auto"/>
+      </w:pPr>
+      <w:r>
+        <w:rPr>
+          <w:rFonts w:ascii="Times New Roman" w:hAnsi="Times New Roman"/>
+          <w:sz w:val="24"/>
+        </w:rPr>
+        <w:t>Группы доступа: administration (Ковалев Д. П., отдельная административная запись), technical (Смирнов А. В., Тарасенко И. Н.), legal (Голованов Ф. А.), director (Ермолаев Б. Ю.). Техническая группа работает с материалами назначенных заказов; юридическая — с договорами и кадровыми данными; директор — с утверждением итоговых документов. Администратор получает технический доступ для обслуживания; чтение содержимого вне задания не допускается. Работа на защищённом АРМ выполняется по очереди, по личным записям.</w:t>
       </w:r>
     </w:p>
     <w:p>
@@ -334,7 +398,7 @@
           <w:sz w:val="24"/>
           <w:szCs w:val="24"/>
         </w:rPr>
-        <w:t>2.1.</w:t>
+        <w:t>2.3.</w:t>
       </w:r>
       <w:r>
         <w:rPr>
@@ -349,25 +413,19 @@
           <w:sz w:val="24"/>
           <w:szCs w:val="24"/>
         </w:rPr>
-        <w:t>Доступ пользователя к работе на автоматизированной системе.</w:t>
-      </w:r>
-    </w:p>
-    <w:p>
-      <w:pPr>
-        <w:keepNext w:val="0"/>
-        <w:ind w:firstLine="567"/>
-        <w:jc w:val="both"/>
-        <w:rPr>
-          <w:sz w:val="24"/>
-          <w:szCs w:val="24"/>
-        </w:rPr>
+        <w:t>Обработка информации, содержащей конфиденциальные сведения.</w:t>
+      </w:r>
+    </w:p>
+    <w:p>
+      <w:pPr>
+        <w:spacing w:after="120" w:line="264" w:lineRule="auto"/>
       </w:pPr>
       <w:r>
         <w:rPr>
           <w:rFonts w:ascii="Times New Roman" w:hAnsi="Times New Roman"/>
           <w:sz w:val="24"/>
         </w:rPr>
-        <w:t>Работа с конфиденциальной информацией осуществляется на АРМ специалистов в серверной. Учётные записи именные. Доступ в серверную и архив-сейфовую — по списку, утверждаемому директором, с применением СКУД (приказ № 2 от 01.09.2026).</w:t>
+        <w:t>Носитель клиента регистрируется в журнале, проверяется на ARM-06 без сетевого подключения. Автозапуск отключён. После успешной проверки разрешённые файлы копируются на TR-IN, повторно проверяются на ARM-05 и переносятся в выделенный каталог заказа. Исходящие файлы передаются на TR-OUT по согласованию руководителя работ; факт передачи и получатель фиксируются. Конфиденциальные сведения не пересылаются через общий контур или личную почту.</w:t>
       </w:r>
     </w:p>
     <w:p>
@@ -385,7 +443,7 @@
           <w:sz w:val="24"/>
           <w:szCs w:val="24"/>
         </w:rPr>
-        <w:t>2.2.</w:t>
+        <w:t>2.4.</w:t>
       </w:r>
       <w:r>
         <w:rPr>
@@ -400,25 +458,19 @@
           <w:sz w:val="24"/>
           <w:szCs w:val="24"/>
         </w:rPr>
-        <w:t>Настройка средств защиты информации от несанкционированного доступа для конкретных пользователей.</w:t>
-      </w:r>
-    </w:p>
-    <w:p>
-      <w:pPr>
-        <w:keepNext w:val="0"/>
-        <w:ind w:firstLine="567"/>
-        <w:jc w:val="both"/>
-        <w:rPr>
-          <w:sz w:val="24"/>
-          <w:szCs w:val="24"/>
-        </w:rPr>
+        <w:t>Хранение документов конфиденциального характера.</w:t>
+      </w:r>
+    </w:p>
+    <w:p>
+      <w:pPr>
+        <w:spacing w:after="120" w:line="264" w:lineRule="auto"/>
       </w:pPr>
       <w:r>
         <w:rPr>
           <w:rFonts w:ascii="Times New Roman" w:hAnsi="Times New Roman"/>
           <w:sz w:val="24"/>
         </w:rPr>
-        <w:t>Разграничение доступа реализовано по ролевой модели средствами СЗИ НСД «СекретНет Studio».</w:t>
+        <w:t>Электронные документы хранятся на SRV-01 в каталогах /srv/secure/orders, /srv/secure/contracts, /srv/secure/personnel и /srv/secure/ord. Бумажные оригиналы — в SAFE-01 помещения 05. Временные рабочие копии на ARM-05 удаляются после сохранения результата на сервер. Срок хранения определяется видом документа, договором и номенклатурой дел; для журналов технического контроля принят срок один год.</w:t>
       </w:r>
     </w:p>
     <w:p>
@@ -436,7 +488,7 @@
           <w:sz w:val="24"/>
           <w:szCs w:val="24"/>
         </w:rPr>
-        <w:t>2.3.</w:t>
+        <w:t>2.5.</w:t>
       </w:r>
       <w:r>
         <w:rPr>
@@ -451,25 +503,19 @@
           <w:sz w:val="24"/>
           <w:szCs w:val="24"/>
         </w:rPr>
-        <w:t>Обработка информации, содержащей конфиденциальные сведения.</w:t>
-      </w:r>
-    </w:p>
-    <w:p>
-      <w:pPr>
-        <w:keepNext w:val="0"/>
-        <w:ind w:firstLine="567"/>
-        <w:jc w:val="both"/>
-        <w:rPr>
-          <w:sz w:val="24"/>
-          <w:szCs w:val="24"/>
-        </w:rPr>
+        <w:t>Хранение съемных носителей.</w:t>
+      </w:r>
+    </w:p>
+    <w:p>
+      <w:pPr>
+        <w:spacing w:after="120" w:line="264" w:lineRule="auto"/>
       </w:pPr>
       <w:r>
         <w:rPr>
           <w:rFonts w:ascii="Times New Roman" w:hAnsi="Times New Roman"/>
           <w:sz w:val="24"/>
         </w:rPr>
-        <w:t>Конфиденциальная информация вводится в АС только на АРМ специалистов в серверной; ввод с внешних носителей — после проверки на предпросмотровой станции. Передача КИ за пределы контура запрещена; обмен с заказчиками — по доверенности на материальных носителях с регистрацией в журнале.</w:t>
+        <w:t>Носители BKP-A/B (по 2 ТБ) хранятся в раздельных секциях SAFE-01; к серверу подключён только носитель текущего задания копирования. TR-IN и TR-OUT используются раздельно для ввода и выдачи. У каждого носителя учётный номер; выдача, возврат, очистка и уничтожение регистрируются. Ключи от сейфа находятся у Ковалева Д. П.; резервный комплект — в опечатанном конверте у директора.</w:t>
       </w:r>
     </w:p>
     <w:p>
@@ -487,7 +533,7 @@
           <w:sz w:val="24"/>
           <w:szCs w:val="24"/>
         </w:rPr>
-        <w:t>2.4.</w:t>
+        <w:t>2.6.</w:t>
       </w:r>
       <w:r>
         <w:rPr>
@@ -502,25 +548,19 @@
           <w:sz w:val="24"/>
           <w:szCs w:val="24"/>
         </w:rPr>
-        <w:t>Хранение документов конфиденциального характера.</w:t>
-      </w:r>
-    </w:p>
-    <w:p>
-      <w:pPr>
-        <w:keepNext w:val="0"/>
-        <w:ind w:firstLine="567"/>
-        <w:jc w:val="both"/>
-        <w:rPr>
-          <w:sz w:val="24"/>
-          <w:szCs w:val="24"/>
-        </w:rPr>
+        <w:t>Печать, сканирование и копирование с бумажных носителей.</w:t>
+      </w:r>
+    </w:p>
+    <w:p>
+      <w:pPr>
+        <w:spacing w:after="120" w:line="264" w:lineRule="auto"/>
       </w:pPr>
       <w:r>
         <w:rPr>
           <w:rFonts w:ascii="Times New Roman" w:hAnsi="Times New Roman"/>
           <w:sz w:val="24"/>
         </w:rPr>
-        <w:t>Электронные документы хранятся на сервере в серверной. Документы, содержащие коммерческую тайну, маркируются грифом «Коммерческая тайна» и хранятся в сейфе архив-сейфовой (положение о коммерческой тайне, документ № 23).</w:t>
+        <w:t>Печать и сканирование конфиденциальных материалов выполняются на MFP-01, подключённом по USB к ARM-05. Сетевые интерфейсы МФУ отключены. Работник проверяет получателя и число экземпляров, немедленно забирает оригиналы и отпечатки, проверяет отсутствие бумаги в лотке. Скан сохраняется непосредственно в разрешённый каталог. Бракованная бумага уничтожается SHRED-01; копирование в приёмной запрещено.</w:t>
       </w:r>
     </w:p>
     <w:p>
@@ -538,7 +578,7 @@
           <w:sz w:val="24"/>
           <w:szCs w:val="24"/>
         </w:rPr>
-        <w:t>2.5.</w:t>
+        <w:t>2.7.</w:t>
       </w:r>
       <w:r>
         <w:rPr>
@@ -553,25 +593,33 @@
           <w:sz w:val="24"/>
           <w:szCs w:val="24"/>
         </w:rPr>
-        <w:t>Хранение съемных носителей.</w:t>
-      </w:r>
-    </w:p>
-    <w:p>
-      <w:pPr>
-        <w:keepNext w:val="0"/>
-        <w:ind w:firstLine="567"/>
-        <w:jc w:val="both"/>
-        <w:rPr>
-          <w:sz w:val="24"/>
-          <w:szCs w:val="24"/>
-        </w:rPr>
+        <w:t>Удаление электронных документов, содержащих конфиденциальную информацию, со</w:t>
+      </w:r>
+      <w:r>
+        <w:rPr>
+          <w:sz w:val="24"/>
+          <w:szCs w:val="24"/>
+        </w:rPr>
+        <w:t> </w:t>
+      </w:r>
+      <w:r>
+        <w:rPr>
+          <w:sz w:val="24"/>
+          <w:szCs w:val="24"/>
+        </w:rPr>
+        <w:t>съемных носителей и жестких дисков.</w:t>
+      </w:r>
+    </w:p>
+    <w:p>
+      <w:pPr>
+        <w:spacing w:after="120" w:line="264" w:lineRule="auto"/>
       </w:pPr>
       <w:r>
         <w:rPr>
           <w:rFonts w:ascii="Times New Roman" w:hAnsi="Times New Roman"/>
           <w:sz w:val="24"/>
         </w:rPr>
-        <w:t>Носитель резервных копий зашифрован с использованием СКЗИ «VipNet» и хранится в сейфе архив-сейфовой. Машинные носители учитываются в журнале.</w:t>
+        <w:t>Удаление выполняет ответственный после проверки срока хранения и наличия законного основания. Очистка временных файлов и носителей фиксируется в журнале; для вывода SSD из эксплуатации используется поддерживаемая устройством команда sanitize/secure erase с проверкой результата. Обычное удаление файла и форматирование не признаются гарантированным уничтожением. Если проверить очистку нельзя, носитель направляется на физическое уничтожение. Сроки ротации резервных копий учитываются отдельно.</w:t>
       </w:r>
     </w:p>
     <w:p>
@@ -589,7 +637,7 @@
           <w:sz w:val="24"/>
           <w:szCs w:val="24"/>
         </w:rPr>
-        <w:t>2.6.</w:t>
+        <w:t>2.8.</w:t>
       </w:r>
       <w:r>
         <w:rPr>
@@ -604,12 +652,23 @@
           <w:sz w:val="24"/>
           <w:szCs w:val="24"/>
         </w:rPr>
-        <w:t>Печать, сканирование и копирование с бумажных носителей.</w:t>
-      </w:r>
-    </w:p>
-    <w:p>
-      <w:pPr>
-        <w:keepNext w:val="0"/>
+        <w:t>Уничтожение съемных носителей.</w:t>
+      </w:r>
+    </w:p>
+    <w:p>
+      <w:pPr>
+        <w:spacing w:after="120" w:line="264" w:lineRule="auto"/>
+      </w:pPr>
+      <w:r>
+        <w:rPr>
+          <w:rFonts w:ascii="Times New Roman" w:hAnsi="Times New Roman"/>
+          <w:sz w:val="24"/>
+        </w:rPr>
+        <w:t>Неисправный или выведенный из использования носитель отключается, получает отметку «к уничтожению» и хранится в сейфе до оформления акта. Комиссия из Ковалева Д. П. и Смирнова А. В. фиксирует номер, основание, способ и результат. Уничтожение выполняется специализированной организацией по акту либо штатным предназначенным для соответствующего типа носителя устройством. Бумажный шредер для SSD и HDD не используется.</w:t>
+      </w:r>
+    </w:p>
+    <w:p>
+      <w:pPr>
         <w:ind w:firstLine="567"/>
         <w:jc w:val="both"/>
         <w:rPr>
@@ -619,10 +678,25 @@
       </w:pPr>
       <w:r>
         <w:rPr>
-          <w:rFonts w:ascii="Times New Roman" w:hAnsi="Times New Roman"/>
-          <w:sz w:val="24"/>
-        </w:rPr>
-        <w:t>Вывод на печать осуществляется только на МФУ в серверной. Бумажные документы уничтожаются шредером 5-го уровня секретности.</w:t>
+          <w:sz w:val="24"/>
+          <w:szCs w:val="24"/>
+        </w:rPr>
+        <w:t>3.</w:t>
+      </w:r>
+      <w:r>
+        <w:rPr>
+          <w:sz w:val="24"/>
+          <w:szCs w:val="24"/>
+          <w:lang w:val="en-US"/>
+        </w:rPr>
+        <w:t> </w:t>
+      </w:r>
+      <w:r>
+        <w:rPr>
+          <w:sz w:val="24"/>
+          <w:szCs w:val="24"/>
+        </w:rPr>
+        <w:t>Описание технологического процесса обеспечения информационной безопасности.</w:t>
       </w:r>
     </w:p>
     <w:p>
@@ -640,7 +714,7 @@
           <w:sz w:val="24"/>
           <w:szCs w:val="24"/>
         </w:rPr>
-        <w:t>2.7.</w:t>
+        <w:t>3.1.</w:t>
       </w:r>
       <w:r>
         <w:rPr>
@@ -655,21 +729,19 @@
           <w:sz w:val="24"/>
           <w:szCs w:val="24"/>
         </w:rPr>
-        <w:t>Удаление электронных документов, содержащих конфиденциальную информацию, со</w:t>
-      </w:r>
-      <w:r>
-        <w:rPr>
-          <w:sz w:val="24"/>
-          <w:szCs w:val="24"/>
-        </w:rPr>
-        <w:t> </w:t>
-      </w:r>
-      <w:r>
-        <w:rPr>
-          <w:sz w:val="24"/>
-          <w:szCs w:val="24"/>
-        </w:rPr>
-        <w:t>съемных носителей и жестких дисков.</w:t>
+        <w:t>Защита от несанкционированного доступа.</w:t>
+      </w:r>
+    </w:p>
+    <w:p>
+      <w:pPr>
+        <w:spacing w:after="120" w:line="264" w:lineRule="auto"/>
+      </w:pPr>
+      <w:r>
+        <w:rPr>
+          <w:rFonts w:ascii="Times New Roman" w:hAnsi="Times New Roman"/>
+          <w:sz w:val="24"/>
+        </w:rPr>
+        <w:t>Защищённый контур не имеет маршрута в сеть общего пользования. SW-Z физически отделён от SW-O/RTR-01. Встроенные средства Astra Linux обеспечивают разграничение прав; ведутся журналы входов, отказов доступа и административных действий. USB-порты разрешены только на ARM-05/06 для учтённых носителей. Отладочные и неиспользуемые службы отключены. В конце работы пользователь завершает сеанс и сдаёт носители.</w:t>
       </w:r>
     </w:p>
     <w:p>
@@ -687,7 +759,7 @@
           <w:sz w:val="24"/>
           <w:szCs w:val="24"/>
         </w:rPr>
-        <w:t>2.8.</w:t>
+        <w:t>3.2.</w:t>
       </w:r>
       <w:r>
         <w:rPr>
@@ -702,124 +774,19 @@
           <w:sz w:val="24"/>
           <w:szCs w:val="24"/>
         </w:rPr>
-        <w:t>Уничтожение съемных носителей.</w:t>
-      </w:r>
-    </w:p>
-    <w:p>
-      <w:pPr>
-        <w:keepNext/>
-        <w:ind w:firstLine="567"/>
-        <w:jc w:val="both"/>
-        <w:rPr>
-          <w:sz w:val="24"/>
-          <w:szCs w:val="24"/>
-        </w:rPr>
-      </w:pPr>
-      <w:r>
-        <w:rPr>
-          <w:sz w:val="24"/>
-          <w:szCs w:val="24"/>
-        </w:rPr>
-        <w:t>3.</w:t>
-      </w:r>
-      <w:r>
-        <w:rPr>
-          <w:sz w:val="24"/>
-          <w:szCs w:val="24"/>
-          <w:lang w:val="en-US"/>
-        </w:rPr>
-        <w:t> </w:t>
-      </w:r>
-      <w:r>
-        <w:rPr>
-          <w:sz w:val="24"/>
-          <w:szCs w:val="24"/>
-        </w:rPr>
-        <w:t>Описание технологического процесса обеспечения информационной безопасности.</w:t>
-      </w:r>
-    </w:p>
-    <w:p>
-      <w:pPr>
-        <w:keepNext/>
-        <w:ind w:firstLine="567"/>
-        <w:jc w:val="both"/>
-        <w:rPr>
-          <w:sz w:val="24"/>
-          <w:szCs w:val="24"/>
-        </w:rPr>
-      </w:pPr>
-      <w:r>
-        <w:rPr>
-          <w:sz w:val="24"/>
-          <w:szCs w:val="24"/>
-        </w:rPr>
-        <w:t>3.1.</w:t>
-      </w:r>
-      <w:r>
-        <w:rPr>
-          <w:sz w:val="24"/>
-          <w:szCs w:val="24"/>
-          <w:lang w:val="en-US"/>
-        </w:rPr>
-        <w:t> </w:t>
-      </w:r>
-      <w:r>
-        <w:rPr>
-          <w:sz w:val="24"/>
-          <w:szCs w:val="24"/>
-        </w:rPr>
-        <w:t>Защита от несанкционированного доступа.</w:t>
-      </w:r>
-    </w:p>
-    <w:p>
-      <w:pPr>
-        <w:keepNext w:val="0"/>
-        <w:ind w:firstLine="567"/>
-        <w:jc w:val="both"/>
-        <w:rPr>
-          <w:sz w:val="24"/>
-          <w:szCs w:val="24"/>
-        </w:rPr>
+        <w:t>Антивирусная защита.</w:t>
+      </w:r>
+    </w:p>
+    <w:p>
+      <w:pPr>
+        <w:spacing w:after="120" w:line="264" w:lineRule="auto"/>
       </w:pPr>
       <w:r>
         <w:rPr>
           <w:rFonts w:ascii="Times New Roman" w:hAnsi="Times New Roman"/>
           <w:sz w:val="24"/>
         </w:rPr>
-        <w:t>Используются Astra Linux Special Edition и СЗИ НСД «СекретНет Studio», ролевая модель доступа и именные учётные записи. Обработка конфиденциальной информации вне выделенного защищённого контура запрещена приказом № 2 от 01.09.2026.</w:t>
-      </w:r>
-    </w:p>
-    <w:p>
-      <w:pPr>
-        <w:keepNext/>
-        <w:ind w:firstLine="567"/>
-        <w:jc w:val="both"/>
-        <w:rPr>
-          <w:sz w:val="24"/>
-          <w:szCs w:val="24"/>
-        </w:rPr>
-      </w:pPr>
-      <w:r>
-        <w:rPr>
-          <w:sz w:val="24"/>
-          <w:szCs w:val="24"/>
-        </w:rPr>
-        <w:t>3.2.</w:t>
-      </w:r>
-      <w:r>
-        <w:rPr>
-          <w:sz w:val="24"/>
-          <w:szCs w:val="24"/>
-          <w:lang w:val="en-US"/>
-        </w:rPr>
-        <w:t> </w:t>
-      </w:r>
-      <w:r>
-        <w:rPr>
-          <w:sz w:val="24"/>
-          <w:szCs w:val="24"/>
-        </w:rPr>
-        <w:t>Антивирусная защита.</w:t>
+        <w:t>KES Linux 12.4.0.1225 работает в локальном режиме на семи узлах. Проверка по доступу включена; полное сканирование — каждую пятницу в 18:00. На ARM-06 проверяется каждый входящий носитель. Обновления загружаются в общем контуре с ресурса изготовителя, проверяются по подписи/контрольным данным и переносятся по процедуре контролируемого ввода; Ковалев ежедневно проверяет актуальность баз. При обнаружении файл помещается в карантин, перенос блокируется и создаётся запись об инциденте.</w:t>
       </w:r>
     </w:p>
     <w:p>
@@ -858,21 +825,14 @@
     </w:p>
     <w:p>
       <w:pPr>
-        <w:keepNext/>
-        <w:spacing w:after="360"/>
-        <w:ind w:firstLine="567"/>
-        <w:jc w:val="both"/>
-        <w:rPr>
-          <w:sz w:val="24"/>
-          <w:szCs w:val="24"/>
-        </w:rPr>
+        <w:spacing w:after="120" w:line="264" w:lineRule="auto"/>
       </w:pPr>
       <w:r>
         <w:rPr>
           <w:rFonts w:ascii="Times New Roman" w:hAnsi="Times New Roman"/>
           <w:sz w:val="24"/>
         </w:rPr>
-        <w:t>Резервное копирование выполняется ежедневно на зашифрованный носитель, который хранится в сейфе архив-сейфовой. Согласно техническому паспорту помещения № 1, электроснабжение оборудования осуществляется через ИБП.</w:t>
+        <w:t>В 18:30 каждый рабочий день выполняется резервное копирование каталогов и конфигураций на BKP-A либо BKP-B с чередованием по дням. Хранятся 10 дневных и 4 недельных снимка при достаточной ёмкости, затем удаляются самые старые допустимые копии. В журнал вносятся результат, объём и носитель. Первого рабочего дня месяца выполняется тест восстановления отдельного файла в тестовый каталог. Цель восстановления: не более одного рабочего дня потери данных и восстановление до четырёх рабочих часов при исправном резервном носителе. UPS-01 питает сервер и SW-Z; при достижении порога разряда запускается корректное завершение работы. RAID1 не заменяет резервное копирование.</w:t>
       </w:r>
     </w:p>
     <w:tbl>
@@ -912,9 +872,7 @@
           </w:tcPr>
           <w:p>
             <w:pPr>
-              <w:keepNext/>
-              <w:keepLines/>
-              <w:widowControl/>
+              <w:spacing w:after="0" w:line="240" w:lineRule="auto"/>
               <w:jc w:val="center"/>
               <w:rPr>
                 <w:sz w:val="24"/>
@@ -943,8 +901,6 @@
           </w:tcPr>
           <w:p>
             <w:pPr>
-              <w:keepNext/>
-              <w:keepLines/>
               <w:jc w:val="center"/>
               <w:rPr>
                 <w:sz w:val="24"/>
@@ -966,8 +922,6 @@
           </w:tcPr>
           <w:p>
             <w:pPr>
-              <w:keepNext/>
-              <w:keepLines/>
               <w:jc w:val="center"/>
               <w:rPr>
                 <w:sz w:val="24"/>
@@ -989,8 +943,6 @@
           </w:tcPr>
           <w:p>
             <w:pPr>
-              <w:keepNext/>
-              <w:keepLines/>
               <w:jc w:val="center"/>
               <w:rPr>
                 <w:sz w:val="24"/>
@@ -1012,9 +964,7 @@
           </w:tcPr>
           <w:p>
             <w:pPr>
-              <w:keepNext/>
-              <w:keepLines/>
-              <w:widowControl/>
+              <w:spacing w:after="0" w:line="240" w:lineRule="auto"/>
               <w:jc w:val="center"/>
               <w:rPr>
                 <w:sz w:val="24"/>
@@ -1049,10 +999,6 @@
             </w:tcBorders>
           </w:tcPr>
           <w:p>
-            <w:pPr>
-              <w:keepNext/>
-              <w:keepLines/>
-            </w:pPr>
             <w:r>
               <w:t xml:space="preserve">(руководитель постоянно действующего исполнительного органа юридического лица </w:t>
             </w:r>
@@ -1074,8 +1020,6 @@
           </w:tcPr>
           <w:p>
             <w:pPr>
-              <w:keepNext/>
-              <w:keepLines/>
               <w:jc w:val="center"/>
             </w:pPr>
           </w:p>
@@ -1092,8 +1036,6 @@
           </w:tcPr>
           <w:p>
             <w:pPr>
-              <w:keepNext/>
-              <w:keepLines/>
               <w:jc w:val="center"/>
             </w:pPr>
             <w:r>
@@ -1113,8 +1055,6 @@
           </w:tcPr>
           <w:p>
             <w:pPr>
-              <w:keepNext/>
-              <w:keepLines/>
               <w:jc w:val="center"/>
             </w:pPr>
           </w:p>
@@ -1131,8 +1071,6 @@
           </w:tcPr>
           <w:p>
             <w:pPr>
-              <w:keepNext/>
-              <w:keepLines/>
               <w:jc w:val="center"/>
             </w:pPr>
             <w:r>
@@ -1144,8 +1082,6 @@
     </w:tbl>
     <w:p>
       <w:pPr>
-        <w:keepNext w:val="0"/>
-        <w:keepLines/>
         <w:ind w:right="8032"/>
         <w:jc w:val="center"/>
       </w:pPr>
